--- a/複評文件!!!!!!/第三章.docx
+++ b/複評文件!!!!!!/第三章.docx
@@ -4,6 +4,7 @@
   <w:body>
     <w:p>
       <w:pPr>
+        <w:jc w:val="center"/>
         <w:outlineLvl w:val="0"/>
         <w:rPr>
           <w:rFonts w:ascii="Times New Roman" w:eastAsia="標楷體" w:hAnsi="Times New Roman"/>
@@ -438,15 +439,31 @@
           <w:color w:val="000000" w:themeColor="text1"/>
           <w:sz w:val="28"/>
         </w:rPr>
-        <w:t>訊息傳遞紀錄資訊</w:t>
-      </w:r>
-      <w:r>
-        <w:rPr>
-          <w:rFonts w:ascii="Times New Roman" w:eastAsia="標楷體" w:hAnsi="Times New Roman" w:hint="eastAsia"/>
-          <w:color w:val="000000" w:themeColor="text1"/>
-          <w:sz w:val="28"/>
-        </w:rPr>
-        <w:t>及查詢結果</w:t>
+        <w:t>訊息</w:t>
+      </w:r>
+      <w:r>
+        <w:rPr>
+          <w:rFonts w:ascii="Times New Roman" w:eastAsia="標楷體" w:hAnsi="Times New Roman" w:hint="eastAsia"/>
+          <w:color w:val="000000" w:themeColor="text1"/>
+          <w:sz w:val="28"/>
+        </w:rPr>
+        <w:t>對話框新增養育者紀錄</w:t>
+      </w:r>
+      <w:r>
+        <w:rPr>
+          <w:rFonts w:ascii="Times New Roman" w:eastAsia="標楷體" w:hAnsi="Times New Roman" w:hint="eastAsia"/>
+          <w:color w:val="000000" w:themeColor="text1"/>
+          <w:sz w:val="28"/>
+        </w:rPr>
+        <w:t>及查詢</w:t>
+      </w:r>
+      <w:r>
+        <w:rPr>
+          <w:rFonts w:ascii="Times New Roman" w:eastAsia="標楷體" w:hAnsi="Times New Roman" w:hint="eastAsia"/>
+          <w:color w:val="000000" w:themeColor="text1"/>
+          <w:sz w:val="28"/>
+        </w:rPr>
+        <w:t>代辦清單</w:t>
       </w:r>
     </w:p>
     <w:p>
@@ -523,7 +540,7 @@
           <w:color w:val="000000" w:themeColor="text1"/>
           <w:sz w:val="28"/>
         </w:rPr>
-        <w:t>的業務邏輯與畫面驅動</w:t>
+        <w:t>的邏輯與畫面驅動</w:t>
       </w:r>
     </w:p>
     <w:p>
@@ -652,6 +669,12 @@
           <w:sz w:val="28"/>
         </w:rPr>
         <w:sectPr>
+          <w:headerReference w:type="even" r:id="rId8"/>
+          <w:headerReference w:type="default" r:id="rId9"/>
+          <w:footerReference w:type="even" r:id="rId10"/>
+          <w:footerReference w:type="default" r:id="rId11"/>
+          <w:headerReference w:type="first" r:id="rId12"/>
+          <w:footerReference w:type="first" r:id="rId13"/>
           <w:pgSz w:w="11906" w:h="16838" w:code="9"/>
           <w:pgMar w:top="851" w:right="851" w:bottom="851" w:left="851" w:header="567" w:footer="567" w:gutter="0"/>
           <w:cols w:space="425"/>
@@ -786,7 +809,15 @@
           <w:color w:val="000000" w:themeColor="text1"/>
           <w:sz w:val="28"/>
         </w:rPr>
-        <w:t>N AI agent</w:t>
+        <w:t xml:space="preserve">N AI </w:t>
+      </w:r>
+      <w:r>
+        <w:rPr>
+          <w:rFonts w:ascii="Times New Roman" w:eastAsia="標楷體" w:hAnsi="Times New Roman" w:hint="eastAsia"/>
+          <w:color w:val="000000" w:themeColor="text1"/>
+          <w:sz w:val="28"/>
+        </w:rPr>
+        <w:t>代理人</w:t>
       </w:r>
       <w:r>
         <w:rPr>
@@ -3708,13 +3739,7 @@
         </w:tc>
       </w:tr>
     </w:tbl>
-    <w:p>
-      <w:pPr>
-        <w:rPr>
-          <w:rFonts w:hint="eastAsia"/>
-        </w:rPr>
-      </w:pPr>
-    </w:p>
+    <w:p/>
     <w:sectPr>
       <w:pgSz w:w="11906" w:h="16838"/>
       <w:pgMar w:top="851" w:right="851" w:bottom="851" w:left="851" w:header="851" w:footer="992" w:gutter="0"/>
@@ -3744,6 +3769,36 @@
 </w:endnotes>
 </file>
 
+<file path=word/footer1.xml><?xml version="1.0" encoding="utf-8"?>
+<w:ftr xmlns:wpc="http://schemas.microsoft.com/office/word/2010/wordprocessingCanvas" xmlns:cx="http://schemas.microsoft.com/office/drawing/2014/chartex" xmlns:cx1="http://schemas.microsoft.com/office/drawing/2015/9/8/chartex" xmlns:cx2="http://schemas.microsoft.com/office/drawing/2015/10/21/chartex" xmlns:cx3="http://schemas.microsoft.com/office/drawing/2016/5/9/chartex" xmlns:cx4="http://schemas.microsoft.com/office/drawing/2016/5/10/chartex" xmlns:cx5="http://schemas.microsoft.com/office/drawing/2016/5/11/chartex" xmlns:cx6="http://schemas.microsoft.com/office/drawing/2016/5/12/chartex" xmlns:cx7="http://schemas.microsoft.com/office/drawing/2016/5/13/chartex" xmlns:cx8="http://schemas.microsoft.com/office/drawing/2016/5/14/chartex" xmlns:mc="http://schemas.openxmlformats.org/markup-compatibility/2006" xmlns:aink="http://schemas.microsoft.com/office/drawing/2016/ink" xmlns:am3d="http://schemas.microsoft.com/office/drawing/2017/model3d" xmlns:o="urn:schemas-microsoft-com:office:office" xmlns:oel="http://schemas.microsoft.com/office/2019/extlst" xmlns:r="http://schemas.openxmlformats.org/officeDocument/2006/relationships" xmlns:m="http://schemas.openxmlformats.org/officeDocument/2006/math" xmlns:v="urn:schemas-microsoft-com:vml" xmlns:wp14="http://schemas.microsoft.com/office/word/2010/wordprocessingDrawing" xmlns:wp="http://schemas.openxmlformats.org/drawingml/2006/wordprocessingDrawing" xmlns:w10="urn:schemas-microsoft-com:office:word" xmlns:w="http://schemas.openxmlformats.org/wordprocessingml/2006/main" xmlns:w14="http://schemas.microsoft.com/office/word/2010/wordml" xmlns:w15="http://schemas.microsoft.com/office/word/2012/wordml" xmlns:w16cex="http://schemas.microsoft.com/office/word/2018/wordml/cex" xmlns:w16cid="http://schemas.microsoft.com/office/word/2016/wordml/cid" xmlns:w16="http://schemas.microsoft.com/office/word/2018/wordml" xmlns:w16du="http://schemas.microsoft.com/office/word/2023/wordml/word16du" xmlns:w16sdtdh="http://schemas.microsoft.com/office/word/2020/wordml/sdtdatahash" xmlns:w16sdtfl="http://schemas.microsoft.com/office/word/2024/wordml/sdtformatlock" xmlns:w16se="http://schemas.microsoft.com/office/word/2015/wordml/symex" xmlns:wpg="http://schemas.microsoft.com/office/word/2010/wordprocessingGroup" xmlns:wpi="http://schemas.microsoft.com/office/word/2010/wordprocessingInk" xmlns:wne="http://schemas.microsoft.com/office/word/2006/wordml" xmlns:wps="http://schemas.microsoft.com/office/word/2010/wordprocessingShape" mc:Ignorable="w14 w15 w16se w16cid w16 w16cex w16sdtdh w16sdtfl w16du wp14">
+  <w:p>
+    <w:pPr>
+      <w:pStyle w:val="af0"/>
+    </w:pPr>
+  </w:p>
+</w:ftr>
+</file>
+
+<file path=word/footer2.xml><?xml version="1.0" encoding="utf-8"?>
+<w:ftr xmlns:wpc="http://schemas.microsoft.com/office/word/2010/wordprocessingCanvas" xmlns:cx="http://schemas.microsoft.com/office/drawing/2014/chartex" xmlns:cx1="http://schemas.microsoft.com/office/drawing/2015/9/8/chartex" xmlns:cx2="http://schemas.microsoft.com/office/drawing/2015/10/21/chartex" xmlns:cx3="http://schemas.microsoft.com/office/drawing/2016/5/9/chartex" xmlns:cx4="http://schemas.microsoft.com/office/drawing/2016/5/10/chartex" xmlns:cx5="http://schemas.microsoft.com/office/drawing/2016/5/11/chartex" xmlns:cx6="http://schemas.microsoft.com/office/drawing/2016/5/12/chartex" xmlns:cx7="http://schemas.microsoft.com/office/drawing/2016/5/13/chartex" xmlns:cx8="http://schemas.microsoft.com/office/drawing/2016/5/14/chartex" xmlns:mc="http://schemas.openxmlformats.org/markup-compatibility/2006" xmlns:aink="http://schemas.microsoft.com/office/drawing/2016/ink" xmlns:am3d="http://schemas.microsoft.com/office/drawing/2017/model3d" xmlns:o="urn:schemas-microsoft-com:office:office" xmlns:oel="http://schemas.microsoft.com/office/2019/extlst" xmlns:r="http://schemas.openxmlformats.org/officeDocument/2006/relationships" xmlns:m="http://schemas.openxmlformats.org/officeDocument/2006/math" xmlns:v="urn:schemas-microsoft-com:vml" xmlns:wp14="http://schemas.microsoft.com/office/word/2010/wordprocessingDrawing" xmlns:wp="http://schemas.openxmlformats.org/drawingml/2006/wordprocessingDrawing" xmlns:w10="urn:schemas-microsoft-com:office:word" xmlns:w="http://schemas.openxmlformats.org/wordprocessingml/2006/main" xmlns:w14="http://schemas.microsoft.com/office/word/2010/wordml" xmlns:w15="http://schemas.microsoft.com/office/word/2012/wordml" xmlns:w16cex="http://schemas.microsoft.com/office/word/2018/wordml/cex" xmlns:w16cid="http://schemas.microsoft.com/office/word/2016/wordml/cid" xmlns:w16="http://schemas.microsoft.com/office/word/2018/wordml" xmlns:w16du="http://schemas.microsoft.com/office/word/2023/wordml/word16du" xmlns:w16sdtdh="http://schemas.microsoft.com/office/word/2020/wordml/sdtdatahash" xmlns:w16sdtfl="http://schemas.microsoft.com/office/word/2024/wordml/sdtformatlock" xmlns:w16se="http://schemas.microsoft.com/office/word/2015/wordml/symex" xmlns:wpg="http://schemas.microsoft.com/office/word/2010/wordprocessingGroup" xmlns:wpi="http://schemas.microsoft.com/office/word/2010/wordprocessingInk" xmlns:wne="http://schemas.microsoft.com/office/word/2006/wordml" xmlns:wps="http://schemas.microsoft.com/office/word/2010/wordprocessingShape" mc:Ignorable="w14 w15 w16se w16cid w16 w16cex w16sdtdh w16sdtfl w16du wp14">
+  <w:p>
+    <w:pPr>
+      <w:pStyle w:val="af0"/>
+    </w:pPr>
+  </w:p>
+</w:ftr>
+</file>
+
+<file path=word/footer3.xml><?xml version="1.0" encoding="utf-8"?>
+<w:ftr xmlns:wpc="http://schemas.microsoft.com/office/word/2010/wordprocessingCanvas" xmlns:cx="http://schemas.microsoft.com/office/drawing/2014/chartex" xmlns:cx1="http://schemas.microsoft.com/office/drawing/2015/9/8/chartex" xmlns:cx2="http://schemas.microsoft.com/office/drawing/2015/10/21/chartex" xmlns:cx3="http://schemas.microsoft.com/office/drawing/2016/5/9/chartex" xmlns:cx4="http://schemas.microsoft.com/office/drawing/2016/5/10/chartex" xmlns:cx5="http://schemas.microsoft.com/office/drawing/2016/5/11/chartex" xmlns:cx6="http://schemas.microsoft.com/office/drawing/2016/5/12/chartex" xmlns:cx7="http://schemas.microsoft.com/office/drawing/2016/5/13/chartex" xmlns:cx8="http://schemas.microsoft.com/office/drawing/2016/5/14/chartex" xmlns:mc="http://schemas.openxmlformats.org/markup-compatibility/2006" xmlns:aink="http://schemas.microsoft.com/office/drawing/2016/ink" xmlns:am3d="http://schemas.microsoft.com/office/drawing/2017/model3d" xmlns:o="urn:schemas-microsoft-com:office:office" xmlns:oel="http://schemas.microsoft.com/office/2019/extlst" xmlns:r="http://schemas.openxmlformats.org/officeDocument/2006/relationships" xmlns:m="http://schemas.openxmlformats.org/officeDocument/2006/math" xmlns:v="urn:schemas-microsoft-com:vml" xmlns:wp14="http://schemas.microsoft.com/office/word/2010/wordprocessingDrawing" xmlns:wp="http://schemas.openxmlformats.org/drawingml/2006/wordprocessingDrawing" xmlns:w10="urn:schemas-microsoft-com:office:word" xmlns:w="http://schemas.openxmlformats.org/wordprocessingml/2006/main" xmlns:w14="http://schemas.microsoft.com/office/word/2010/wordml" xmlns:w15="http://schemas.microsoft.com/office/word/2012/wordml" xmlns:w16cex="http://schemas.microsoft.com/office/word/2018/wordml/cex" xmlns:w16cid="http://schemas.microsoft.com/office/word/2016/wordml/cid" xmlns:w16="http://schemas.microsoft.com/office/word/2018/wordml" xmlns:w16du="http://schemas.microsoft.com/office/word/2023/wordml/word16du" xmlns:w16sdtdh="http://schemas.microsoft.com/office/word/2020/wordml/sdtdatahash" xmlns:w16sdtfl="http://schemas.microsoft.com/office/word/2024/wordml/sdtformatlock" xmlns:w16se="http://schemas.microsoft.com/office/word/2015/wordml/symex" xmlns:wpg="http://schemas.microsoft.com/office/word/2010/wordprocessingGroup" xmlns:wpi="http://schemas.microsoft.com/office/word/2010/wordprocessingInk" xmlns:wne="http://schemas.microsoft.com/office/word/2006/wordml" xmlns:wps="http://schemas.microsoft.com/office/word/2010/wordprocessingShape" mc:Ignorable="w14 w15 w16se w16cid w16 w16cex w16sdtdh w16sdtfl w16du wp14">
+  <w:p>
+    <w:pPr>
+      <w:pStyle w:val="af0"/>
+    </w:pPr>
+  </w:p>
+</w:ftr>
+</file>
+
 <file path=word/footnotes.xml><?xml version="1.0" encoding="utf-8"?>
 <w:footnotes xmlns:wpc="http://schemas.microsoft.com/office/word/2010/wordprocessingCanvas" xmlns:cx="http://schemas.microsoft.com/office/drawing/2014/chartex" xmlns:cx1="http://schemas.microsoft.com/office/drawing/2015/9/8/chartex" xmlns:cx2="http://schemas.microsoft.com/office/drawing/2015/10/21/chartex" xmlns:cx3="http://schemas.microsoft.com/office/drawing/2016/5/9/chartex" xmlns:cx4="http://schemas.microsoft.com/office/drawing/2016/5/10/chartex" xmlns:cx5="http://schemas.microsoft.com/office/drawing/2016/5/11/chartex" xmlns:cx6="http://schemas.microsoft.com/office/drawing/2016/5/12/chartex" xmlns:cx7="http://schemas.microsoft.com/office/drawing/2016/5/13/chartex" xmlns:cx8="http://schemas.microsoft.com/office/drawing/2016/5/14/chartex" xmlns:mc="http://schemas.openxmlformats.org/markup-compatibility/2006" xmlns:aink="http://schemas.microsoft.com/office/drawing/2016/ink" xmlns:am3d="http://schemas.microsoft.com/office/drawing/2017/model3d" xmlns:o="urn:schemas-microsoft-com:office:office" xmlns:oel="http://schemas.microsoft.com/office/2019/extlst" xmlns:r="http://schemas.openxmlformats.org/officeDocument/2006/relationships" xmlns:m="http://schemas.openxmlformats.org/officeDocument/2006/math" xmlns:v="urn:schemas-microsoft-com:vml" xmlns:wp14="http://schemas.microsoft.com/office/word/2010/wordprocessingDrawing" xmlns:wp="http://schemas.openxmlformats.org/drawingml/2006/wordprocessingDrawing" xmlns:w10="urn:schemas-microsoft-com:office:word" xmlns:w="http://schemas.openxmlformats.org/wordprocessingml/2006/main" xmlns:w14="http://schemas.microsoft.com/office/word/2010/wordml" xmlns:w15="http://schemas.microsoft.com/office/word/2012/wordml" xmlns:w16cex="http://schemas.microsoft.com/office/word/2018/wordml/cex" xmlns:w16cid="http://schemas.microsoft.com/office/word/2016/wordml/cid" xmlns:w16="http://schemas.microsoft.com/office/word/2018/wordml" xmlns:w16du="http://schemas.microsoft.com/office/word/2023/wordml/word16du" xmlns:w16sdtdh="http://schemas.microsoft.com/office/word/2020/wordml/sdtdatahash" xmlns:w16sdtfl="http://schemas.microsoft.com/office/word/2024/wordml/sdtformatlock" xmlns:w16se="http://schemas.microsoft.com/office/word/2015/wordml/symex" xmlns:wpg="http://schemas.microsoft.com/office/word/2010/wordprocessingGroup" xmlns:wpi="http://schemas.microsoft.com/office/word/2010/wordprocessingInk" xmlns:wne="http://schemas.microsoft.com/office/word/2006/wordml" xmlns:wps="http://schemas.microsoft.com/office/word/2010/wordprocessingShape" mc:Ignorable="w14 w15 w16se w16cid w16 w16cex w16sdtdh w16sdtfl w16du wp14">
   <w:footnote w:type="separator" w:id="-1">
@@ -3761,6 +3816,36 @@
     </w:p>
   </w:footnote>
 </w:footnotes>
+</file>
+
+<file path=word/header1.xml><?xml version="1.0" encoding="utf-8"?>
+<w:hdr xmlns:wpc="http://schemas.microsoft.com/office/word/2010/wordprocessingCanvas" xmlns:cx="http://schemas.microsoft.com/office/drawing/2014/chartex" xmlns:cx1="http://schemas.microsoft.com/office/drawing/2015/9/8/chartex" xmlns:cx2="http://schemas.microsoft.com/office/drawing/2015/10/21/chartex" xmlns:cx3="http://schemas.microsoft.com/office/drawing/2016/5/9/chartex" xmlns:cx4="http://schemas.microsoft.com/office/drawing/2016/5/10/chartex" xmlns:cx5="http://schemas.microsoft.com/office/drawing/2016/5/11/chartex" xmlns:cx6="http://schemas.microsoft.com/office/drawing/2016/5/12/chartex" xmlns:cx7="http://schemas.microsoft.com/office/drawing/2016/5/13/chartex" xmlns:cx8="http://schemas.microsoft.com/office/drawing/2016/5/14/chartex" xmlns:mc="http://schemas.openxmlformats.org/markup-compatibility/2006" xmlns:aink="http://schemas.microsoft.com/office/drawing/2016/ink" xmlns:am3d="http://schemas.microsoft.com/office/drawing/2017/model3d" xmlns:o="urn:schemas-microsoft-com:office:office" xmlns:oel="http://schemas.microsoft.com/office/2019/extlst" xmlns:r="http://schemas.openxmlformats.org/officeDocument/2006/relationships" xmlns:m="http://schemas.openxmlformats.org/officeDocument/2006/math" xmlns:v="urn:schemas-microsoft-com:vml" xmlns:wp14="http://schemas.microsoft.com/office/word/2010/wordprocessingDrawing" xmlns:wp="http://schemas.openxmlformats.org/drawingml/2006/wordprocessingDrawing" xmlns:w10="urn:schemas-microsoft-com:office:word" xmlns:w="http://schemas.openxmlformats.org/wordprocessingml/2006/main" xmlns:w14="http://schemas.microsoft.com/office/word/2010/wordml" xmlns:w15="http://schemas.microsoft.com/office/word/2012/wordml" xmlns:w16cex="http://schemas.microsoft.com/office/word/2018/wordml/cex" xmlns:w16cid="http://schemas.microsoft.com/office/word/2016/wordml/cid" xmlns:w16="http://schemas.microsoft.com/office/word/2018/wordml" xmlns:w16du="http://schemas.microsoft.com/office/word/2023/wordml/word16du" xmlns:w16sdtdh="http://schemas.microsoft.com/office/word/2020/wordml/sdtdatahash" xmlns:w16sdtfl="http://schemas.microsoft.com/office/word/2024/wordml/sdtformatlock" xmlns:w16se="http://schemas.microsoft.com/office/word/2015/wordml/symex" xmlns:wpg="http://schemas.microsoft.com/office/word/2010/wordprocessingGroup" xmlns:wpi="http://schemas.microsoft.com/office/word/2010/wordprocessingInk" xmlns:wne="http://schemas.microsoft.com/office/word/2006/wordml" xmlns:wps="http://schemas.microsoft.com/office/word/2010/wordprocessingShape" mc:Ignorable="w14 w15 w16se w16cid w16 w16cex w16sdtdh w16sdtfl w16du wp14">
+  <w:p>
+    <w:pPr>
+      <w:pStyle w:val="ae"/>
+    </w:pPr>
+  </w:p>
+</w:hdr>
+</file>
+
+<file path=word/header2.xml><?xml version="1.0" encoding="utf-8"?>
+<w:hdr xmlns:wpc="http://schemas.microsoft.com/office/word/2010/wordprocessingCanvas" xmlns:cx="http://schemas.microsoft.com/office/drawing/2014/chartex" xmlns:cx1="http://schemas.microsoft.com/office/drawing/2015/9/8/chartex" xmlns:cx2="http://schemas.microsoft.com/office/drawing/2015/10/21/chartex" xmlns:cx3="http://schemas.microsoft.com/office/drawing/2016/5/9/chartex" xmlns:cx4="http://schemas.microsoft.com/office/drawing/2016/5/10/chartex" xmlns:cx5="http://schemas.microsoft.com/office/drawing/2016/5/11/chartex" xmlns:cx6="http://schemas.microsoft.com/office/drawing/2016/5/12/chartex" xmlns:cx7="http://schemas.microsoft.com/office/drawing/2016/5/13/chartex" xmlns:cx8="http://schemas.microsoft.com/office/drawing/2016/5/14/chartex" xmlns:mc="http://schemas.openxmlformats.org/markup-compatibility/2006" xmlns:aink="http://schemas.microsoft.com/office/drawing/2016/ink" xmlns:am3d="http://schemas.microsoft.com/office/drawing/2017/model3d" xmlns:o="urn:schemas-microsoft-com:office:office" xmlns:oel="http://schemas.microsoft.com/office/2019/extlst" xmlns:r="http://schemas.openxmlformats.org/officeDocument/2006/relationships" xmlns:m="http://schemas.openxmlformats.org/officeDocument/2006/math" xmlns:v="urn:schemas-microsoft-com:vml" xmlns:wp14="http://schemas.microsoft.com/office/word/2010/wordprocessingDrawing" xmlns:wp="http://schemas.openxmlformats.org/drawingml/2006/wordprocessingDrawing" xmlns:w10="urn:schemas-microsoft-com:office:word" xmlns:w="http://schemas.openxmlformats.org/wordprocessingml/2006/main" xmlns:w14="http://schemas.microsoft.com/office/word/2010/wordml" xmlns:w15="http://schemas.microsoft.com/office/word/2012/wordml" xmlns:w16cex="http://schemas.microsoft.com/office/word/2018/wordml/cex" xmlns:w16cid="http://schemas.microsoft.com/office/word/2016/wordml/cid" xmlns:w16="http://schemas.microsoft.com/office/word/2018/wordml" xmlns:w16du="http://schemas.microsoft.com/office/word/2023/wordml/word16du" xmlns:w16sdtdh="http://schemas.microsoft.com/office/word/2020/wordml/sdtdatahash" xmlns:w16sdtfl="http://schemas.microsoft.com/office/word/2024/wordml/sdtformatlock" xmlns:w16se="http://schemas.microsoft.com/office/word/2015/wordml/symex" xmlns:wpg="http://schemas.microsoft.com/office/word/2010/wordprocessingGroup" xmlns:wpi="http://schemas.microsoft.com/office/word/2010/wordprocessingInk" xmlns:wne="http://schemas.microsoft.com/office/word/2006/wordml" xmlns:wps="http://schemas.microsoft.com/office/word/2010/wordprocessingShape" mc:Ignorable="w14 w15 w16se w16cid w16 w16cex w16sdtdh w16sdtfl w16du wp14">
+  <w:p>
+    <w:pPr>
+      <w:pStyle w:val="ae"/>
+    </w:pPr>
+  </w:p>
+</w:hdr>
+</file>
+
+<file path=word/header3.xml><?xml version="1.0" encoding="utf-8"?>
+<w:hdr xmlns:wpc="http://schemas.microsoft.com/office/word/2010/wordprocessingCanvas" xmlns:cx="http://schemas.microsoft.com/office/drawing/2014/chartex" xmlns:cx1="http://schemas.microsoft.com/office/drawing/2015/9/8/chartex" xmlns:cx2="http://schemas.microsoft.com/office/drawing/2015/10/21/chartex" xmlns:cx3="http://schemas.microsoft.com/office/drawing/2016/5/9/chartex" xmlns:cx4="http://schemas.microsoft.com/office/drawing/2016/5/10/chartex" xmlns:cx5="http://schemas.microsoft.com/office/drawing/2016/5/11/chartex" xmlns:cx6="http://schemas.microsoft.com/office/drawing/2016/5/12/chartex" xmlns:cx7="http://schemas.microsoft.com/office/drawing/2016/5/13/chartex" xmlns:cx8="http://schemas.microsoft.com/office/drawing/2016/5/14/chartex" xmlns:mc="http://schemas.openxmlformats.org/markup-compatibility/2006" xmlns:aink="http://schemas.microsoft.com/office/drawing/2016/ink" xmlns:am3d="http://schemas.microsoft.com/office/drawing/2017/model3d" xmlns:o="urn:schemas-microsoft-com:office:office" xmlns:oel="http://schemas.microsoft.com/office/2019/extlst" xmlns:r="http://schemas.openxmlformats.org/officeDocument/2006/relationships" xmlns:m="http://schemas.openxmlformats.org/officeDocument/2006/math" xmlns:v="urn:schemas-microsoft-com:vml" xmlns:wp14="http://schemas.microsoft.com/office/word/2010/wordprocessingDrawing" xmlns:wp="http://schemas.openxmlformats.org/drawingml/2006/wordprocessingDrawing" xmlns:w10="urn:schemas-microsoft-com:office:word" xmlns:w="http://schemas.openxmlformats.org/wordprocessingml/2006/main" xmlns:w14="http://schemas.microsoft.com/office/word/2010/wordml" xmlns:w15="http://schemas.microsoft.com/office/word/2012/wordml" xmlns:w16cex="http://schemas.microsoft.com/office/word/2018/wordml/cex" xmlns:w16cid="http://schemas.microsoft.com/office/word/2016/wordml/cid" xmlns:w16="http://schemas.microsoft.com/office/word/2018/wordml" xmlns:w16du="http://schemas.microsoft.com/office/word/2023/wordml/word16du" xmlns:w16sdtdh="http://schemas.microsoft.com/office/word/2020/wordml/sdtdatahash" xmlns:w16sdtfl="http://schemas.microsoft.com/office/word/2024/wordml/sdtformatlock" xmlns:w16se="http://schemas.microsoft.com/office/word/2015/wordml/symex" xmlns:wpg="http://schemas.microsoft.com/office/word/2010/wordprocessingGroup" xmlns:wpi="http://schemas.microsoft.com/office/word/2010/wordprocessingInk" xmlns:wne="http://schemas.microsoft.com/office/word/2006/wordml" xmlns:wps="http://schemas.microsoft.com/office/word/2010/wordprocessingShape" mc:Ignorable="w14 w15 w16se w16cid w16 w16cex w16sdtdh w16sdtfl w16du wp14">
+  <w:p>
+    <w:pPr>
+      <w:pStyle w:val="ae"/>
+    </w:pPr>
+  </w:p>
+</w:hdr>
 </file>
 
 <file path=word/numbering.xml><?xml version="1.0" encoding="utf-8"?>
